--- a/documents/Faza 3 - Arhitektura i projektovanje softvera.docx
+++ b/documents/Faza 3 - Arhitektura i projektovanje softvera.docx
@@ -3806,10 +3806,7 @@
               <w:spacing w:after="0" w:line="240" w:lineRule="auto"/>
             </w:pPr>
             <w:r>
-              <w:rPr>
-                <w:sz w:val="18"/>
-              </w:rPr>
-              <w:t>JoinUserGroup(userId)</w:t>
+              <w:t>OnConnectedAsync (automatski AddToGroup user-{userId})</w:t>
             </w:r>
           </w:p>
         </w:tc>
@@ -3874,10 +3871,7 @@
               <w:spacing w:after="0" w:line="240" w:lineRule="auto"/>
             </w:pPr>
             <w:r>
-              <w:rPr>
-                <w:sz w:val="18"/>
-              </w:rPr>
-              <w:t>LeaveUserGroup(userId)</w:t>
+              <w:t>(uklonjeno iz huba - nije potrebno)</w:t>
             </w:r>
           </w:p>
         </w:tc>
@@ -4603,10 +4597,7 @@
               <w:spacing w:after="0" w:line="240" w:lineRule="auto"/>
             </w:pPr>
             <w:r>
-              <w:rPr>
-                <w:sz w:val="18"/>
-              </w:rPr>
-              <w:t>WorkItemService.UpdateWorkItemAsync</w:t>
+              <w:t>WorkItemService.Update (UpdateWorkItemCommand)</w:t>
             </w:r>
           </w:p>
         </w:tc>
@@ -4684,10 +4675,7 @@
               <w:spacing w:after="0" w:line="240" w:lineRule="auto"/>
             </w:pPr>
             <w:r>
-              <w:rPr>
-                <w:sz w:val="18"/>
-              </w:rPr>
-              <w:t>InvitationReceived</w:t>
+              <w:t>WorkspaceInvitation / BoardInvitation</w:t>
             </w:r>
           </w:p>
         </w:tc>
@@ -4701,10 +4689,7 @@
               <w:spacing w:after="0" w:line="240" w:lineRule="auto"/>
             </w:pPr>
             <w:r>
-              <w:rPr>
-                <w:sz w:val="18"/>
-              </w:rPr>
-              <w:t>InvitationService.SendInvitationAsync</w:t>
+              <w:t>InvitationService.InviteUser / BoardService board invite</w:t>
             </w:r>
           </w:p>
         </w:tc>
@@ -4763,11 +4748,7 @@
         <w:jc w:val="both"/>
       </w:pPr>
       <w:r>
-        <w:rPr>
-          <w:b w:val="0"/>
-          <w:i w:val="0"/>
-        </w:rPr>
-        <w:t>Na klijentskoj strani, Angular ChatService koristi biblioteku @microsoft/signalr za uspostavljanje WebSocket veze sa SystemHub-om. JWT token se automatski proslijeđuje kroz accessTokenFactory mehanizam.</w:t>
+        <w:t>Na klijentskoj strani, Angular SignalRService koristi biblioteku @microsoft/signalr za uspostavljanje WebSocket veze sa SystemHub-om. JWT token se automatski proslijeđuje kroz accessTokenFactory mehanizam.</w:t>
       </w:r>
     </w:p>
     <w:p>
@@ -4931,11 +4912,7 @@
         <w:ind w:left="432"/>
       </w:pPr>
       <w:r>
-        <w:rPr>
-          <w:rFonts w:ascii="Courier New" w:hAnsi="Courier New"/>
-          <w:sz w:val="18"/>
-        </w:rPr>
-        <w:t>await this.hubConnection.invoke("JoinUserGroup", userId);</w:t>
+        <w:t>Korisnik se automatski dodaje u grupu user-{userId} u SystemHub.OnConnectedAsync (nije potreban JoinUserGroup).</w:t>
       </w:r>
     </w:p>
     <w:p>
@@ -4944,11 +4921,7 @@
         <w:jc w:val="both"/>
       </w:pPr>
       <w:r>
-        <w:rPr>
-          <w:b w:val="0"/>
-          <w:i w:val="0"/>
-        </w:rPr>
-        <w:t>ChatService implementira RxJS Subject&lt;ChatApiMessage&gt; obrazac: dolazne SignalR poruke se emituju kroz messageReceived$ Observable, na koji se komponente pretplaćuju kako bi reaktivno prikazivale nove poruke bez ručnog osvježavanja.</w:t>
+        <w:t>SignalRService implementira RxJS Subject&lt;ChatApiMessage&gt; obrazac: dolazne SignalR poruke se emituju kroz messageReceived$ Observable, na koji se komponente pretplaćuju kako bi reaktivno prikazivale nove poruke bez ručnog osvježavanja.</w:t>
       </w:r>
     </w:p>
     <w:tbl>
@@ -5070,10 +5043,7 @@
               <w:spacing w:after="0" w:line="240" w:lineRule="auto"/>
             </w:pPr>
             <w:r>
-              <w:rPr>
-                <w:sz w:val="18"/>
-              </w:rPr>
-              <w:t>Uspostavlja HubConnection, dodaje JWT token, poziva JoinUserGroup</w:t>
+              <w:t>Uspostavlja HubConnection, dodaje JWT token, uspostavlja konekciju (grupa se dodaje automatski u OnConnectedAsync)</w:t>
             </w:r>
           </w:p>
         </w:tc>
@@ -8424,26 +8394,7 @@
           <w:rFonts w:ascii="Courier New" w:hAnsi="Courier New"/>
           <w:sz w:val="18"/>
         </w:rPr>
-        <w:t>// 3b. SignalRDomainEventObserver → trenutno stub, Task.CompletedTask</w:t>
-      </w:r>
-    </w:p>
-    <w:p>
-      <w:pPr>
-        <w:spacing w:before="20" w:after="20"/>
-        <w:ind w:left="432"/>
-      </w:pPr>
-    </w:p>
-    <w:p>
-      <w:pPr>
-        <w:spacing w:before="20" w:after="20"/>
-        <w:ind w:left="432"/>
-      </w:pPr>
-      <w:r>
-        <w:rPr>
-          <w:rFonts w:ascii="Courier New" w:hAnsi="Courier New"/>
-          <w:sz w:val="18"/>
-        </w:rPr>
-        <w:t>// 4. DomainEventConsumerService konzumira iz reda i persists u DB</w:t>
+        <w:t>// 3b. SignalRDomainEventObserver → INotificationService.SendToUserAsync za ciljane dogadaje// 4. DomainEventConsumerService konzumira iz reda i persists u DB</w:t>
       </w:r>
     </w:p>
     <w:p>
@@ -8616,10 +8567,7 @@
               <w:spacing w:after="0" w:line="240" w:lineRule="auto"/>
             </w:pPr>
             <w:r>
-              <w:rPr>
-                <w:sz w:val="18"/>
-              </w:rPr>
-              <w:t>BoardLockService.AcquireLockAsync</w:t>
+              <w:t>BoardLockService.OpenBoard</w:t>
             </w:r>
           </w:p>
         </w:tc>
@@ -8683,10 +8631,7 @@
               <w:spacing w:after="0" w:line="240" w:lineRule="auto"/>
             </w:pPr>
             <w:r>
-              <w:rPr>
-                <w:sz w:val="18"/>
-              </w:rPr>
-              <w:t>BoardLockService.ReleaseLockAsync</w:t>
+              <w:t>BoardLockService.CloseBoard</w:t>
             </w:r>
           </w:p>
         </w:tc>
@@ -8818,10 +8763,7 @@
               <w:spacing w:after="0" w:line="240" w:lineRule="auto"/>
             </w:pPr>
             <w:r>
-              <w:rPr>
-                <w:sz w:val="18"/>
-              </w:rPr>
-              <w:t>WorkItemService.CreateWorkItemAsync</w:t>
+              <w:t>WorkItemService.Create (CreateWorkItemCommand)</w:t>
             </w:r>
           </w:p>
         </w:tc>
@@ -8886,10 +8828,7 @@
               <w:spacing w:after="0" w:line="240" w:lineRule="auto"/>
             </w:pPr>
             <w:r>
-              <w:rPr>
-                <w:sz w:val="18"/>
-              </w:rPr>
-              <w:t>WorkItemService.ChangeStatusAsync</w:t>
+              <w:t>WorkItemService status change (ChangeWorkItemStatusCommand)</w:t>
             </w:r>
           </w:p>
         </w:tc>
@@ -8953,10 +8892,7 @@
               <w:spacing w:after="0" w:line="240" w:lineRule="auto"/>
             </w:pPr>
             <w:r>
-              <w:rPr>
-                <w:sz w:val="18"/>
-              </w:rPr>
-              <w:t>WorkItemService.UpdateWorkItemAsync</w:t>
+              <w:t>WorkItemService.Update (UpdateWorkItemCommand)</w:t>
             </w:r>
           </w:p>
         </w:tc>
@@ -9021,10 +8957,7 @@
               <w:spacing w:after="0" w:line="240" w:lineRule="auto"/>
             </w:pPr>
             <w:r>
-              <w:rPr>
-                <w:sz w:val="18"/>
-              </w:rPr>
-              <w:t>WorkItemService.DeleteWorkItemAsync</w:t>
+              <w:t>WorkItemService.Delete (DeleteWorkItemCommand)</w:t>
             </w:r>
           </w:p>
         </w:tc>
@@ -9088,10 +9021,7 @@
               <w:spacing w:after="0" w:line="240" w:lineRule="auto"/>
             </w:pPr>
             <w:r>
-              <w:rPr>
-                <w:sz w:val="18"/>
-              </w:rPr>
-              <w:t>SubWorkItemService.CreateSubWorkItemAsync</w:t>
+              <w:t>SubWorkItemService.Create</w:t>
             </w:r>
           </w:p>
         </w:tc>
@@ -9156,10 +9086,7 @@
               <w:spacing w:after="0" w:line="240" w:lineRule="auto"/>
             </w:pPr>
             <w:r>
-              <w:rPr>
-                <w:sz w:val="18"/>
-              </w:rPr>
-              <w:t>SubWorkItemService.ChangeStatusAsync</w:t>
+              <w:t>SubWorkItemService status change (ChangeWorkItemStatusCommand)</w:t>
             </w:r>
           </w:p>
         </w:tc>
@@ -9223,10 +9150,7 @@
               <w:spacing w:after="0" w:line="240" w:lineRule="auto"/>
             </w:pPr>
             <w:r>
-              <w:rPr>
-                <w:sz w:val="18"/>
-              </w:rPr>
-              <w:t>WorkItemFileService.UploadFileAsync</w:t>
+              <w:t>WorkItemFileService upload/create</w:t>
             </w:r>
           </w:p>
         </w:tc>
@@ -9291,10 +9215,7 @@
               <w:spacing w:after="0" w:line="240" w:lineRule="auto"/>
             </w:pPr>
             <w:r>
-              <w:rPr>
-                <w:sz w:val="18"/>
-              </w:rPr>
-              <w:t>CommentService.CreateCommentAsync</w:t>
+              <w:t>CommentService.Create</w:t>
             </w:r>
           </w:p>
         </w:tc>
@@ -9541,11 +9462,7 @@
         <w:ind w:left="432"/>
       </w:pPr>
       <w:r>
-        <w:rPr>
-          <w:rFonts w:ascii="Courier New" w:hAnsi="Courier New"/>
-          <w:sz w:val="18"/>
-        </w:rPr>
-        <w:t>// Korak 6: Angular ChatService prima poruku</w:t>
+        <w:t>// Korak 6: Angular SignalRService prima poruku</w:t>
       </w:r>
     </w:p>
     <w:p>
@@ -10493,10 +10410,7 @@
               <w:spacing w:after="0" w:line="240" w:lineRule="auto"/>
             </w:pPr>
             <w:r>
-              <w:rPr>
-                <w:sz w:val="18"/>
-              </w:rPr>
-              <w:t>WorkItemService.UpdateWorkItemAsync</w:t>
+              <w:t>WorkItemService.Update (UpdateWorkItemCommand)</w:t>
             </w:r>
           </w:p>
         </w:tc>
@@ -10544,10 +10458,7 @@
               <w:spacing w:after="0" w:line="240" w:lineRule="auto"/>
             </w:pPr>
             <w:r>
-              <w:rPr>
-                <w:sz w:val="18"/>
-              </w:rPr>
-              <w:t>InvitationReceived</w:t>
+              <w:t>WorkspaceInvitation / BoardInvitation</w:t>
             </w:r>
           </w:p>
         </w:tc>
@@ -10560,10 +10471,7 @@
               <w:spacing w:after="0" w:line="240" w:lineRule="auto"/>
             </w:pPr>
             <w:r>
-              <w:rPr>
-                <w:sz w:val="18"/>
-              </w:rPr>
-              <w:t>InvitationService.SendInvitationAsync</w:t>
+              <w:t>InvitationService.InviteUser / BoardService board invite</w:t>
             </w:r>
           </w:p>
         </w:tc>
